--- a/wwwroot/DocxModel/Common_PHY/PHY_AATCC201_DryingRate.docx
+++ b/wwwroot/DocxModel/Common_PHY/PHY_AATCC201_DryingRate.docx
@@ -576,6 +576,8 @@
               <w:spacing w:after="0" w:line="240" w:lineRule="auto"/>
               <w:rPr>
                 <w:rFonts w:ascii="Arial" w:eastAsia="黑体" w:hAnsi="Arial" w:cs="Arial"/>
+                <w:b/>
+                <w:bCs/>
                 <w:sz w:val="20"/>
                 <w:szCs w:val="20"/>
               </w:rPr>
@@ -636,7 +638,7 @@
       </w:tblGrid>
       <w:tr>
         <w:trPr>
-          <w:trHeight w:val="186"/>
+          <w:trHeight w:val="516"/>
           <w:jc w:val="center"/>
         </w:trPr>
         <w:tc>
@@ -645,7 +647,6 @@
             <w:tcBorders>
               <w:top w:val="single" w:sz="4" w:space="0" w:color="auto"/>
               <w:left w:val="single" w:sz="4" w:space="0" w:color="auto"/>
-              <w:bottom w:val="nil"/>
               <w:right w:val="single" w:sz="4" w:space="0" w:color="auto"/>
             </w:tcBorders>
             <w:vAlign w:val="center"/>
@@ -669,7 +670,6 @@
         <w:tc>
           <w:tcPr>
             <w:tcW w:w="2268" w:type="dxa"/>
-            <w:vMerge w:val="restart"/>
             <w:tcBorders>
               <w:left w:val="single" w:sz="4" w:space="0" w:color="auto"/>
             </w:tcBorders>
@@ -700,7 +700,6 @@
         <w:tc>
           <w:tcPr>
             <w:tcW w:w="2268" w:type="dxa"/>
-            <w:vMerge w:val="restart"/>
             <w:vAlign w:val="center"/>
           </w:tcPr>
           <w:p>
@@ -722,7 +721,6 @@
         <w:tc>
           <w:tcPr>
             <w:tcW w:w="2268" w:type="dxa"/>
-            <w:vMerge w:val="restart"/>
             <w:vAlign w:val="center"/>
           </w:tcPr>
           <w:p>
@@ -744,7 +742,6 @@
         <w:tc>
           <w:tcPr>
             <w:tcW w:w="2410" w:type="dxa"/>
-            <w:vMerge w:val="restart"/>
             <w:vAlign w:val="center"/>
           </w:tcPr>
           <w:p>
@@ -767,100 +764,6 @@
               </w:rPr>
               <w:t xml:space="preserve"> drying rate (mL/h)</w:t>
             </w:r>
-          </w:p>
-        </w:tc>
-      </w:tr>
-      <w:tr>
-        <w:trPr>
-          <w:trHeight w:val="186"/>
-          <w:jc w:val="center"/>
-        </w:trPr>
-        <w:tc>
-          <w:tcPr>
-            <w:tcW w:w="1276" w:type="dxa"/>
-            <w:tcBorders>
-              <w:top w:val="nil"/>
-              <w:left w:val="single" w:sz="4" w:space="0" w:color="auto"/>
-              <w:bottom w:val="single" w:sz="4" w:space="0" w:color="auto"/>
-              <w:right w:val="single" w:sz="4" w:space="0" w:color="auto"/>
-            </w:tcBorders>
-            <w:vAlign w:val="center"/>
-          </w:tcPr>
-          <w:p>
-            <w:pPr>
-              <w:spacing w:after="0" w:line="240" w:lineRule="auto"/>
-              <w:jc w:val="center"/>
-              <w:rPr>
-                <w:rFonts w:ascii="Arial" w:eastAsia="黑体" w:hAnsi="Arial" w:cs="Arial"/>
-              </w:rPr>
-            </w:pPr>
-          </w:p>
-        </w:tc>
-        <w:tc>
-          <w:tcPr>
-            <w:tcW w:w="2268" w:type="dxa"/>
-            <w:vMerge/>
-            <w:tcBorders>
-              <w:left w:val="single" w:sz="4" w:space="0" w:color="auto"/>
-            </w:tcBorders>
-            <w:vAlign w:val="center"/>
-          </w:tcPr>
-          <w:p>
-            <w:pPr>
-              <w:spacing w:after="0" w:line="240" w:lineRule="auto"/>
-              <w:jc w:val="center"/>
-              <w:rPr>
-                <w:rFonts w:ascii="Arial" w:hAnsi="Arial" w:cs="Arial"/>
-              </w:rPr>
-            </w:pPr>
-          </w:p>
-        </w:tc>
-        <w:tc>
-          <w:tcPr>
-            <w:tcW w:w="2268" w:type="dxa"/>
-            <w:vMerge/>
-            <w:vAlign w:val="center"/>
-          </w:tcPr>
-          <w:p>
-            <w:pPr>
-              <w:spacing w:after="0" w:line="240" w:lineRule="auto"/>
-              <w:jc w:val="center"/>
-              <w:rPr>
-                <w:rFonts w:ascii="Arial" w:hAnsi="Arial" w:cs="Arial"/>
-              </w:rPr>
-            </w:pPr>
-          </w:p>
-        </w:tc>
-        <w:tc>
-          <w:tcPr>
-            <w:tcW w:w="2268" w:type="dxa"/>
-            <w:vMerge/>
-            <w:vAlign w:val="center"/>
-          </w:tcPr>
-          <w:p>
-            <w:pPr>
-              <w:spacing w:after="0" w:line="240" w:lineRule="auto"/>
-              <w:jc w:val="center"/>
-              <w:rPr>
-                <w:rFonts w:ascii="Arial" w:hAnsi="Arial" w:cs="Arial"/>
-              </w:rPr>
-            </w:pPr>
-          </w:p>
-        </w:tc>
-        <w:tc>
-          <w:tcPr>
-            <w:tcW w:w="2410" w:type="dxa"/>
-            <w:vMerge/>
-            <w:vAlign w:val="center"/>
-          </w:tcPr>
-          <w:p>
-            <w:pPr>
-              <w:spacing w:after="0" w:line="240" w:lineRule="auto"/>
-              <w:jc w:val="center"/>
-              <w:rPr>
-                <w:rFonts w:ascii="Arial" w:hAnsi="Arial" w:cs="Arial"/>
-              </w:rPr>
-            </w:pPr>
           </w:p>
         </w:tc>
       </w:tr>
@@ -1199,7 +1102,7 @@
       </w:tblGrid>
       <w:tr>
         <w:trPr>
-          <w:trHeight w:val="186"/>
+          <w:trHeight w:val="516"/>
           <w:jc w:val="center"/>
         </w:trPr>
         <w:tc>
@@ -1208,7 +1111,6 @@
             <w:tcBorders>
               <w:top w:val="single" w:sz="4" w:space="0" w:color="auto"/>
               <w:left w:val="single" w:sz="4" w:space="0" w:color="auto"/>
-              <w:bottom w:val="nil"/>
               <w:right w:val="single" w:sz="4" w:space="0" w:color="auto"/>
             </w:tcBorders>
             <w:vAlign w:val="center"/>
@@ -1232,7 +1134,6 @@
         <w:tc>
           <w:tcPr>
             <w:tcW w:w="2268" w:type="dxa"/>
-            <w:vMerge w:val="restart"/>
             <w:tcBorders>
               <w:left w:val="single" w:sz="4" w:space="0" w:color="auto"/>
             </w:tcBorders>
@@ -1263,7 +1164,6 @@
         <w:tc>
           <w:tcPr>
             <w:tcW w:w="2268" w:type="dxa"/>
-            <w:vMerge w:val="restart"/>
             <w:vAlign w:val="center"/>
           </w:tcPr>
           <w:p>
@@ -1285,7 +1185,6 @@
         <w:tc>
           <w:tcPr>
             <w:tcW w:w="2268" w:type="dxa"/>
-            <w:vMerge w:val="restart"/>
             <w:vAlign w:val="center"/>
           </w:tcPr>
           <w:p>
@@ -1307,7 +1206,6 @@
         <w:tc>
           <w:tcPr>
             <w:tcW w:w="2410" w:type="dxa"/>
-            <w:vMerge w:val="restart"/>
             <w:vAlign w:val="center"/>
           </w:tcPr>
           <w:p>
@@ -1330,100 +1228,6 @@
               </w:rPr>
               <w:t xml:space="preserve"> drying rate (mL/h)</w:t>
             </w:r>
-          </w:p>
-        </w:tc>
-      </w:tr>
-      <w:tr>
-        <w:trPr>
-          <w:trHeight w:val="186"/>
-          <w:jc w:val="center"/>
-        </w:trPr>
-        <w:tc>
-          <w:tcPr>
-            <w:tcW w:w="1276" w:type="dxa"/>
-            <w:tcBorders>
-              <w:top w:val="nil"/>
-              <w:left w:val="single" w:sz="4" w:space="0" w:color="auto"/>
-              <w:bottom w:val="single" w:sz="4" w:space="0" w:color="auto"/>
-              <w:right w:val="single" w:sz="4" w:space="0" w:color="auto"/>
-            </w:tcBorders>
-            <w:vAlign w:val="center"/>
-          </w:tcPr>
-          <w:p>
-            <w:pPr>
-              <w:spacing w:after="0" w:line="240" w:lineRule="auto"/>
-              <w:jc w:val="center"/>
-              <w:rPr>
-                <w:rFonts w:ascii="Arial" w:eastAsia="黑体" w:hAnsi="Arial" w:cs="Arial"/>
-              </w:rPr>
-            </w:pPr>
-          </w:p>
-        </w:tc>
-        <w:tc>
-          <w:tcPr>
-            <w:tcW w:w="2268" w:type="dxa"/>
-            <w:vMerge/>
-            <w:tcBorders>
-              <w:left w:val="single" w:sz="4" w:space="0" w:color="auto"/>
-            </w:tcBorders>
-            <w:vAlign w:val="center"/>
-          </w:tcPr>
-          <w:p>
-            <w:pPr>
-              <w:spacing w:after="0" w:line="240" w:lineRule="auto"/>
-              <w:jc w:val="center"/>
-              <w:rPr>
-                <w:rFonts w:ascii="Arial" w:hAnsi="Arial" w:cs="Arial"/>
-              </w:rPr>
-            </w:pPr>
-          </w:p>
-        </w:tc>
-        <w:tc>
-          <w:tcPr>
-            <w:tcW w:w="2268" w:type="dxa"/>
-            <w:vMerge/>
-            <w:vAlign w:val="center"/>
-          </w:tcPr>
-          <w:p>
-            <w:pPr>
-              <w:spacing w:after="0" w:line="240" w:lineRule="auto"/>
-              <w:jc w:val="center"/>
-              <w:rPr>
-                <w:rFonts w:ascii="Arial" w:hAnsi="Arial" w:cs="Arial"/>
-              </w:rPr>
-            </w:pPr>
-          </w:p>
-        </w:tc>
-        <w:tc>
-          <w:tcPr>
-            <w:tcW w:w="2268" w:type="dxa"/>
-            <w:vMerge/>
-            <w:vAlign w:val="center"/>
-          </w:tcPr>
-          <w:p>
-            <w:pPr>
-              <w:spacing w:after="0" w:line="240" w:lineRule="auto"/>
-              <w:jc w:val="center"/>
-              <w:rPr>
-                <w:rFonts w:ascii="Arial" w:hAnsi="Arial" w:cs="Arial"/>
-              </w:rPr>
-            </w:pPr>
-          </w:p>
-        </w:tc>
-        <w:tc>
-          <w:tcPr>
-            <w:tcW w:w="2410" w:type="dxa"/>
-            <w:vMerge/>
-            <w:vAlign w:val="center"/>
-          </w:tcPr>
-          <w:p>
-            <w:pPr>
-              <w:spacing w:after="0" w:line="240" w:lineRule="auto"/>
-              <w:jc w:val="center"/>
-              <w:rPr>
-                <w:rFonts w:ascii="Arial" w:hAnsi="Arial" w:cs="Arial"/>
-              </w:rPr>
-            </w:pPr>
           </w:p>
         </w:tc>
       </w:tr>
@@ -1762,7 +1566,7 @@
       </w:tblGrid>
       <w:tr>
         <w:trPr>
-          <w:trHeight w:val="186"/>
+          <w:trHeight w:val="516"/>
           <w:jc w:val="center"/>
         </w:trPr>
         <w:tc>
@@ -1771,7 +1575,6 @@
             <w:tcBorders>
               <w:top w:val="single" w:sz="4" w:space="0" w:color="auto"/>
               <w:left w:val="single" w:sz="4" w:space="0" w:color="auto"/>
-              <w:bottom w:val="nil"/>
               <w:right w:val="single" w:sz="4" w:space="0" w:color="auto"/>
             </w:tcBorders>
             <w:vAlign w:val="center"/>
@@ -1795,7 +1598,6 @@
         <w:tc>
           <w:tcPr>
             <w:tcW w:w="2268" w:type="dxa"/>
-            <w:vMerge w:val="restart"/>
             <w:tcBorders>
               <w:left w:val="single" w:sz="4" w:space="0" w:color="auto"/>
             </w:tcBorders>
@@ -1826,7 +1628,6 @@
         <w:tc>
           <w:tcPr>
             <w:tcW w:w="2268" w:type="dxa"/>
-            <w:vMerge w:val="restart"/>
             <w:vAlign w:val="center"/>
           </w:tcPr>
           <w:p>
@@ -1848,7 +1649,6 @@
         <w:tc>
           <w:tcPr>
             <w:tcW w:w="2268" w:type="dxa"/>
-            <w:vMerge w:val="restart"/>
             <w:vAlign w:val="center"/>
           </w:tcPr>
           <w:p>
@@ -1870,7 +1670,6 @@
         <w:tc>
           <w:tcPr>
             <w:tcW w:w="2410" w:type="dxa"/>
-            <w:vMerge w:val="restart"/>
             <w:vAlign w:val="center"/>
           </w:tcPr>
           <w:p>
@@ -1893,100 +1692,6 @@
               </w:rPr>
               <w:t xml:space="preserve"> drying rate (mL/h)</w:t>
             </w:r>
-          </w:p>
-        </w:tc>
-      </w:tr>
-      <w:tr>
-        <w:trPr>
-          <w:trHeight w:val="186"/>
-          <w:jc w:val="center"/>
-        </w:trPr>
-        <w:tc>
-          <w:tcPr>
-            <w:tcW w:w="1276" w:type="dxa"/>
-            <w:tcBorders>
-              <w:top w:val="nil"/>
-              <w:left w:val="single" w:sz="4" w:space="0" w:color="auto"/>
-              <w:bottom w:val="single" w:sz="4" w:space="0" w:color="auto"/>
-              <w:right w:val="single" w:sz="4" w:space="0" w:color="auto"/>
-            </w:tcBorders>
-            <w:vAlign w:val="center"/>
-          </w:tcPr>
-          <w:p>
-            <w:pPr>
-              <w:spacing w:after="0" w:line="240" w:lineRule="auto"/>
-              <w:jc w:val="center"/>
-              <w:rPr>
-                <w:rFonts w:ascii="Arial" w:eastAsia="黑体" w:hAnsi="Arial" w:cs="Arial"/>
-              </w:rPr>
-            </w:pPr>
-          </w:p>
-        </w:tc>
-        <w:tc>
-          <w:tcPr>
-            <w:tcW w:w="2268" w:type="dxa"/>
-            <w:vMerge/>
-            <w:tcBorders>
-              <w:left w:val="single" w:sz="4" w:space="0" w:color="auto"/>
-            </w:tcBorders>
-            <w:vAlign w:val="center"/>
-          </w:tcPr>
-          <w:p>
-            <w:pPr>
-              <w:spacing w:after="0" w:line="240" w:lineRule="auto"/>
-              <w:jc w:val="center"/>
-              <w:rPr>
-                <w:rFonts w:ascii="Arial" w:hAnsi="Arial" w:cs="Arial"/>
-              </w:rPr>
-            </w:pPr>
-          </w:p>
-        </w:tc>
-        <w:tc>
-          <w:tcPr>
-            <w:tcW w:w="2268" w:type="dxa"/>
-            <w:vMerge/>
-            <w:vAlign w:val="center"/>
-          </w:tcPr>
-          <w:p>
-            <w:pPr>
-              <w:spacing w:after="0" w:line="240" w:lineRule="auto"/>
-              <w:jc w:val="center"/>
-              <w:rPr>
-                <w:rFonts w:ascii="Arial" w:hAnsi="Arial" w:cs="Arial"/>
-              </w:rPr>
-            </w:pPr>
-          </w:p>
-        </w:tc>
-        <w:tc>
-          <w:tcPr>
-            <w:tcW w:w="2268" w:type="dxa"/>
-            <w:vMerge/>
-            <w:vAlign w:val="center"/>
-          </w:tcPr>
-          <w:p>
-            <w:pPr>
-              <w:spacing w:after="0" w:line="240" w:lineRule="auto"/>
-              <w:jc w:val="center"/>
-              <w:rPr>
-                <w:rFonts w:ascii="Arial" w:hAnsi="Arial" w:cs="Arial"/>
-              </w:rPr>
-            </w:pPr>
-          </w:p>
-        </w:tc>
-        <w:tc>
-          <w:tcPr>
-            <w:tcW w:w="2410" w:type="dxa"/>
-            <w:vMerge/>
-            <w:vAlign w:val="center"/>
-          </w:tcPr>
-          <w:p>
-            <w:pPr>
-              <w:spacing w:after="0" w:line="240" w:lineRule="auto"/>
-              <w:jc w:val="center"/>
-              <w:rPr>
-                <w:rFonts w:ascii="Arial" w:hAnsi="Arial" w:cs="Arial"/>
-              </w:rPr>
-            </w:pPr>
           </w:p>
         </w:tc>
       </w:tr>

--- a/wwwroot/DocxModel/Common_PHY/PHY_AATCC201_DryingRate.docx
+++ b/wwwroot/DocxModel/Common_PHY/PHY_AATCC201_DryingRate.docx
@@ -854,6 +854,7 @@
         <w:tc>
           <w:tcPr>
             <w:tcW w:w="2410" w:type="dxa"/>
+            <w:vMerge w:val="restart"/>
             <w:vAlign w:val="center"/>
           </w:tcPr>
           <w:p>
@@ -953,6 +954,7 @@
         <w:tc>
           <w:tcPr>
             <w:tcW w:w="2410" w:type="dxa"/>
+            <w:vMerge/>
             <w:vAlign w:val="center"/>
           </w:tcPr>
           <w:p>
@@ -1052,6 +1054,7 @@
         <w:tc>
           <w:tcPr>
             <w:tcW w:w="2410" w:type="dxa"/>
+            <w:vMerge/>
             <w:vAlign w:val="center"/>
           </w:tcPr>
           <w:p>
@@ -1318,6 +1321,7 @@
         <w:tc>
           <w:tcPr>
             <w:tcW w:w="2410" w:type="dxa"/>
+            <w:vMerge w:val="restart"/>
             <w:vAlign w:val="center"/>
           </w:tcPr>
           <w:p>
@@ -1417,6 +1421,7 @@
         <w:tc>
           <w:tcPr>
             <w:tcW w:w="2410" w:type="dxa"/>
+            <w:vMerge/>
             <w:vAlign w:val="center"/>
           </w:tcPr>
           <w:p>
@@ -1516,6 +1521,7 @@
         <w:tc>
           <w:tcPr>
             <w:tcW w:w="2410" w:type="dxa"/>
+            <w:vMerge/>
             <w:vAlign w:val="center"/>
           </w:tcPr>
           <w:p>
@@ -1782,6 +1788,7 @@
         <w:tc>
           <w:tcPr>
             <w:tcW w:w="2410" w:type="dxa"/>
+            <w:vMerge w:val="restart"/>
             <w:vAlign w:val="center"/>
           </w:tcPr>
           <w:p>
@@ -1881,6 +1888,7 @@
         <w:tc>
           <w:tcPr>
             <w:tcW w:w="2410" w:type="dxa"/>
+            <w:vMerge/>
             <w:vAlign w:val="center"/>
           </w:tcPr>
           <w:p>
@@ -1980,6 +1988,7 @@
         <w:tc>
           <w:tcPr>
             <w:tcW w:w="2410" w:type="dxa"/>
+            <w:vMerge/>
             <w:vAlign w:val="center"/>
           </w:tcPr>
           <w:p>
@@ -2179,6 +2188,14 @@
           <w:szCs w:val="20"/>
         </w:rPr>
         <w:t>Equipment No: SFL-NGB-EQP-</w:t>
+      </w:r>
+      <w:r>
+        <w:rPr>
+          <w:rFonts w:ascii="Arial" w:eastAsia="黑体" w:hAnsi="Arial" w:cs="Arial" w:hint="eastAsia"/>
+          <w:sz w:val="20"/>
+          <w:szCs w:val="20"/>
+        </w:rPr>
+        <w:t>264</w:t>
       </w:r>
     </w:p>
     <w:p>
